--- a/docx_final/ИОТ-СПС-02.docx
+++ b/docx_final/ИОТ-СПС-02.docx
@@ -1190,7 +1190,7 @@
           <w:b w:val="0"/>
           <w:i w:val="0"/>
         </w:rPr>
-        <w:t>2.5.9. Главный садовник дополнительно: распределяет задания между работниками с указанием мер безопасности, определяет границы опасных зон, назначает наблюдающих (при необходимости), проверяет готовность каждого работника к выполнению задания.</w:t>
+        <w:t>2.5.9. Дополнительно главный садовник: распределяет задания между подчинёнными работниками с указанием мер безопасности, определяет границы опасных зон, назначает наблюдающих (при необходимости), проверяет готовность каждого работника к выполнению задания.</w:t>
       </w:r>
     </w:p>
     <w:p>
@@ -2216,7 +2216,7 @@
           <w:b w:val="0"/>
           <w:i w:val="0"/>
         </w:rPr>
-        <w:t>5.1.11. Главный садовник дополнительно: принимает результаты работ, проверяет территорию на предмет полноты уборки, докладывает непосредственному руководителю о выполнении задания, выявленных неисправностях и принятых мерах.</w:t>
+        <w:t>5.1.11. Дополнительно главный садовник: принимает результаты работ подчинённых работников, проверяет территорию на предмет полноты уборки, докладывает непосредственному руководителю о выполнении заданий, выявленных неисправностях и принятых мерах.</w:t>
       </w:r>
     </w:p>
     <w:p>
